--- a/docs/Benkas_ERP_User_Manual.docx
+++ b/docs/Benkas_ERP_User_Manual.docx
@@ -252,7 +252,7 @@
         <w:pStyle w:val="Heading2"/>
       </w:pPr>
       <w:r>
-        <w:t>Someone has no card / a blocked card</w:t>
+        <w:t>The result card &amp; printing a slip</w:t>
       </w:r>
     </w:p>
     <w:p>
@@ -260,7 +260,79 @@
         <w:pStyle w:val="ListBullet"/>
       </w:pPr>
       <w:r>
-        <w:t>No card yet: send them to the Benkas PM to be registered and issued a card. Do not let unregistered people wander in.</w:t>
+        <w:t>After every scan a big banner shows: the person's photo &amp; name, what happened ('IN RECORDED', 'OUT RECORDED', etc.), and a link to open the record. It stays on screen until the next scan — you won't miss it.</w:t>
+      </w:r>
+    </w:p>
+    <w:p>
+      <w:pPr>
+        <w:pStyle w:val="ListBullet"/>
+      </w:pPr>
+      <w:r>
+        <w:t>For an IN, a '🖨 Print Slip' button appears — one tap prints that person's gate slip on the thermal printer (80 mm roll). All gate slips are the same size.</w:t>
+      </w:r>
+    </w:p>
+    <w:p>
+      <w:pPr>
+        <w:pStyle w:val="ListBullet"/>
+      </w:pPr>
+      <w:r>
+        <w:t>A 'Recent activity' list at the bottom shows your last ~10 scans (time, name, IN/OUT) so you can confirm it recorded and spot a double-scan.</w:t>
+      </w:r>
+    </w:p>
+    <w:p>
+      <w:pPr>
+        <w:pStyle w:val="Heading2"/>
+      </w:pPr>
+      <w:r>
+        <w:t>Someone has no card (temporary pass)</w:t>
+      </w:r>
+    </w:p>
+    <w:p>
+      <w:pPr>
+        <w:pStyle w:val="ListNumber"/>
+      </w:pPr>
+      <w:r>
+        <w:t>Tap the 'Temp Pass' button (top-right of the Scan Station).</w:t>
+      </w:r>
+    </w:p>
+    <w:p>
+      <w:pPr>
+        <w:pStyle w:val="ListNumber"/>
+      </w:pPr>
+      <w:r>
+        <w:t>For a brand-new / one-day worker: type their name (and contractor if labour) + section. The system quick-registers them and issues a Temporary Gate Slip.</w:t>
+      </w:r>
+    </w:p>
+    <w:p>
+      <w:pPr>
+        <w:pStyle w:val="ListNumber"/>
+      </w:pPr>
+      <w:r>
+        <w:t>For someone whose card is lost: pick them in the 'existing person' box instead — the temp slip links to their real record so their history stays continuous.</w:t>
+      </w:r>
+    </w:p>
+    <w:p>
+      <w:pPr>
+        <w:pStyle w:val="ListNumber"/>
+      </w:pPr>
+      <w:r>
+        <w:t>Print the Temporary Gate Slip and hand it over. Its QR works for the rest of the day exactly like a card — scan it at exit to sign them out.</w:t>
+      </w:r>
+    </w:p>
+    <w:p>
+      <w:pPr>
+        <w:pStyle w:val="ListNumber"/>
+      </w:pPr>
+      <w:r>
+        <w:t>It expires at end of day: scanning it the next day shows 'EXPIRED TEMP SLIP — issue a new one'.</w:t>
+      </w:r>
+    </w:p>
+    <w:p>
+      <w:pPr>
+        <w:pStyle w:val="Heading2"/>
+      </w:pPr>
+      <w:r>
+        <w:t>A blocked or unknown card</w:t>
       </w:r>
     </w:p>
     <w:p>
@@ -276,7 +348,7 @@
         <w:pStyle w:val="ListBullet"/>
       </w:pPr>
       <w:r>
-        <w:t>'Not found': the card is damaged or from another site. Send them to the PM for a re-issue.</w:t>
+        <w:t>'Not found' / 'EXPIRED TEMP SLIP': damaged card or yesterday's temp slip. Issue a fresh Temporary Pass or send to the PM for a re-issue.</w:t>
       </w:r>
     </w:p>
     <w:p>
@@ -333,7 +405,7 @@
         <w:pStyle w:val="Heading2"/>
       </w:pPr>
       <w:r>
-        <w:t>Contractor tools in</w:t>
+        <w:t>Contractor tools in / out</w:t>
       </w:r>
     </w:p>
     <w:p>
@@ -341,7 +413,7 @@
         <w:pStyle w:val="ListNumber"/>
       </w:pPr>
       <w:r>
-        <w:t>When a contractor brings tools, open a new Contractor Tools Register: contractor, tool description, quantity, photo.</w:t>
+        <w:t>When a contractor brings tools, tap 'Tools In' (top-right) — it opens a new Contractor Tools Register. Enter contractor, tool description, quantity, photo optional. Save, then print the Contractor Tools Slip (thermal) and hand it over.</w:t>
       </w:r>
     </w:p>
     <w:p>
@@ -349,7 +421,15 @@
         <w:pStyle w:val="ListNumber"/>
       </w:pPr>
       <w:r>
-        <w:t>At exit, verify the tools leaving match what came in. The system flags a Mismatch if returned quantity differs — hold the person and call the Incharge.</w:t>
+        <w:t>At exit, scan the tools slip QR. The register opens showing the item list — tick / enter what's actually going out (Qty Returned), then save.</w:t>
+      </w:r>
+    </w:p>
+    <w:p>
+      <w:pPr>
+        <w:pStyle w:val="ListNumber"/>
+      </w:pPr>
+      <w:r>
+        <w:t>If returned quantity differs from what came in, the status auto-flags 'Mismatch' — hold the person and call the Incharge.</w:t>
       </w:r>
     </w:p>
     <w:p>
@@ -1604,6 +1684,30 @@
         <w:pStyle w:val="Heading2"/>
       </w:pPr>
       <w:r>
+        <w:t>Staff attendance (HR)</w:t>
+      </w:r>
+    </w:p>
+    <w:p>
+      <w:pPr>
+        <w:pStyle w:val="ListBullet"/>
+      </w:pPr>
+      <w:r>
+        <w:t>Every Employee gate scan also creates an HR Employee Checkin (IN/OUT). A default 'Site General Shift' (09:00-18:00, auto-attendance) turns those checkins into HRMS Attendance automatically.</w:t>
+      </w:r>
+    </w:p>
+    <w:p>
+      <w:pPr>
+        <w:pStyle w:val="ListBullet"/>
+      </w:pPr>
+      <w:r>
+        <w:t>See it in 'Staff Attendance Summary' (from HRMS Attendance) and 'Labour Attendance Register' (labour, from gate entries — the contractor-billing backbone).</w:t>
+      </w:r>
+    </w:p>
+    <w:p>
+      <w:pPr>
+        <w:pStyle w:val="Heading2"/>
+      </w:pPr>
+      <w:r>
         <w:t>The weekly client MIS</w:t>
       </w:r>
     </w:p>
@@ -1614,6 +1718,38 @@
           <w:i w:val="0"/>
         </w:rPr>
         <w:t>The 'Weekly Section MIS' report plus the Benkas MIS dashboard are what you share with Ramshy Bio each week — overall progress, manpower, material and safety at a glance.</w:t>
+      </w:r>
+    </w:p>
+    <w:p>
+      <w:pPr>
+        <w:pStyle w:val="Heading2"/>
+      </w:pPr>
+      <w:r>
+        <w:t>BEFORE GO-LIVE checklist</w:t>
+      </w:r>
+    </w:p>
+    <w:p>
+      <w:pPr>
+        <w:pStyle w:val="ListBullet"/>
+      </w:pPr>
+      <w:r>
+        <w:t>Approval workflows are currently OFF (Gate Entry, Gate Pass, Safety/Electrical Permits, Material Request) so basic operations aren't blocked during build-out. The status fields are normal editable selects for now. To re-enable enforcement before go-live: set WORKFLOWS_ACTIVE = True in setup/workflows.py and run migrate — a one-line change.</w:t>
+      </w:r>
+    </w:p>
+    <w:p>
+      <w:pPr>
+        <w:pStyle w:val="ListBullet"/>
+      </w:pPr>
+      <w:r>
+        <w:t>Finalise roles and users, then apply User Permissions (restrict each Incharge to their section) and required_apps — deferred to the real-site setup.</w:t>
+      </w:r>
+    </w:p>
+    <w:p>
+      <w:pPr>
+        <w:pStyle w:val="ListBullet"/>
+      </w:pPr>
+      <w:r>
+        <w:t>Confirm the thermal printer roll width (default 80 mm; change ROLL_WIDTH_MM in setup/print_formats.py for 58 mm).</w:t>
       </w:r>
     </w:p>
     <w:p>

--- a/docs/Benkas_ERP_User_Manual.docx
+++ b/docs/Benkas_ERP_User_Manual.docx
@@ -125,7 +125,24 @@
           <w:b w:val="0"/>
           <w:i w:val="0"/>
         </w:rPr>
-        <w:t>You are the front door of the plant. Almost everything you do is a scan. Keep the Scan Station open all day.</w:t>
+        <w:t>Your workspace is Gate Management — it's your ONE sidebar entry with everything gate-related: the Scan Station, Gate Entries, Visitors, Gate Passes, Contractor Tools, Site Vehicle logs, and the Gate Register. You don't need any other workspace. Almost everything you do is a scan — keep the Scan Station open all day.</w:t>
+      </w:r>
+    </w:p>
+    <w:p>
+      <w:pPr>
+        <w:pStyle w:val="Heading2"/>
+      </w:pPr>
+      <w:r>
+        <w:t>The Gate Register (your logbook)</w:t>
+      </w:r>
+    </w:p>
+    <w:p>
+      <w:r>
+        <w:rPr>
+          <w:b w:val="0"/>
+          <w:i w:val="0"/>
+        </w:rPr>
+        <w:t>Open 'Gate Register' from Gate Management to see every in/out event in one chronological list — people, visitors, vehicles, material trucks, tools and gate passes together, exactly like the physical gate register book. Filter by date, type, section, direction or contractor. This is the report to open to answer 'who or what was on site at 3 pm last Tuesday' — each row links to its record.</w:t>
       </w:r>
     </w:p>
     <w:p>
@@ -1255,6 +1272,119 @@
           <w:sz w:val="20"/>
         </w:rPr>
         <w:t>Regenerate WBS sub-tasks with benkas_erp.setup.activities.generate_section_tasks (or the full setup_activities).</w:t>
+      </w:r>
+    </w:p>
+    <w:p>
+      <w:pPr>
+        <w:pStyle w:val="Heading2"/>
+      </w:pPr>
+      <w:r>
+        <w:t>Planning tentative dates &amp; weights (Section Task Planner)</w:t>
+      </w:r>
+    </w:p>
+    <w:p>
+      <w:r>
+        <w:rPr>
+          <w:b w:val="0"/>
+          <w:i w:val="0"/>
+        </w:rPr>
+        <w:t>Every section sub-task carries a tentative start date, end date and a weight (its share of the section). These pre-fill automatically from the section's Section Start Date plus each activity's standard duration, and you tune them in one place — the Section Task Planner page.</w:t>
+      </w:r>
+    </w:p>
+    <w:p>
+      <w:pPr>
+        <w:pStyle w:val="ListNumber"/>
+      </w:pPr>
+      <w:r>
+        <w:t>Open Work Schedule and Progress → 'Section Task Planner' (or /app/section-task-planner).</w:t>
+      </w:r>
+    </w:p>
+    <w:p>
+      <w:pPr>
+        <w:pStyle w:val="ListNumber"/>
+      </w:pPr>
+      <w:r>
+        <w:t>Pick the section. Set its Section Start Date, then click 'Re-fill dates from start' to cascade tentative windows across the 9 activities.</w:t>
+      </w:r>
+    </w:p>
+    <w:p>
+      <w:pPr>
+        <w:pStyle w:val="ListNumber"/>
+      </w:pPr>
+      <w:r>
+        <w:t>Adjust any start/end date or weight by hand. The weight total turns green when it adds up to 1.00 (100%).</w:t>
+      </w:r>
+    </w:p>
+    <w:p>
+      <w:pPr>
+        <w:pStyle w:val="ListNumber"/>
+      </w:pPr>
+      <w:r>
+        <w:t>Click Save Plan. Any task whose end date has passed while it is still below 100% shows as Delayed — on the planner, on Section 360, and in the client pack.</w:t>
+      </w:r>
+    </w:p>
+    <w:p>
+      <w:r>
+        <w:rPr>
+          <w:b/>
+          <w:sz w:val="20"/>
+        </w:rPr>
+        <w:t xml:space="preserve">Tip: </w:t>
+      </w:r>
+      <w:r>
+        <w:rPr>
+          <w:sz w:val="20"/>
+        </w:rPr>
+        <w:t>Weights drive the section's roll-up %: a task at 60% with weight 0.15 contributes 9% to the section. Keep weights summing to 1.00 for a true percentage.</w:t>
+      </w:r>
+    </w:p>
+    <w:p>
+      <w:pPr>
+        <w:pStyle w:val="Heading2"/>
+      </w:pPr>
+      <w:r>
+        <w:t>Section 360° — one section, everything (Section 360 page)</w:t>
+      </w:r>
+    </w:p>
+    <w:p>
+      <w:r>
+        <w:rPr>
+          <w:b w:val="0"/>
+          <w:i w:val="0"/>
+        </w:rPr>
+        <w:t>The Section 360 page is your single drill-down for any section: schedule position, task checklist, manpower, material and recent site activity — no hunting across reports.</w:t>
+      </w:r>
+    </w:p>
+    <w:p>
+      <w:pPr>
+        <w:pStyle w:val="ListBullet"/>
+      </w:pPr>
+      <w:r>
+        <w:t>Open it from Work Schedule and Progress or Benkas MIS ('Section 360°'), or /app/section-360.</w:t>
+      </w:r>
+    </w:p>
+    <w:p>
+      <w:pPr>
+        <w:pStyle w:val="ListBullet"/>
+      </w:pPr>
+      <w:r>
+        <w:t>Header shows Actual vs Planned % and an On Track / Delayed badge (with rough days behind).</w:t>
+      </w:r>
+    </w:p>
+    <w:p>
+      <w:pPr>
+        <w:pStyle w:val="ListBullet"/>
+      </w:pPr>
+      <w:r>
+        <w:t>Task checklist lists all 9 activities with their planned window, progress and status. 'Mark Done' sets a task to 100% and instantly rolls the section % up.</w:t>
+      </w:r>
+    </w:p>
+    <w:p>
+      <w:pPr>
+        <w:pStyle w:val="ListBullet"/>
+      </w:pPr>
+      <w:r>
+        <w:t>Manpower block: on-site today, person-days this week / total, split by category and contractor. Material block: value consumed, top items issued, open requests. Activity block: recent daily-log photos and work descriptions, visitor and open-safety counts.</w:t>
       </w:r>
     </w:p>
     <w:p>
@@ -1548,6 +1678,34 @@
               <w:rPr>
                 <w:sz w:val="18"/>
               </w:rPr>
+              <w:t>Section Manpower &amp; Work Log</w:t>
+            </w:r>
+          </w:p>
+        </w:tc>
+        <w:tc>
+          <w:tcPr>
+            <w:tcW w:type="dxa" w:w="4320"/>
+          </w:tcPr>
+          <w:p>
+            <w:r>
+              <w:rPr>
+                <w:sz w:val="18"/>
+              </w:rPr>
+              <w:t>Per-section, per-day workers, person-days and the actual work description logged.</w:t>
+            </w:r>
+          </w:p>
+        </w:tc>
+      </w:tr>
+      <w:tr>
+        <w:tc>
+          <w:tcPr>
+            <w:tcW w:type="dxa" w:w="4320"/>
+          </w:tcPr>
+          <w:p>
+            <w:r>
+              <w:rPr>
+                <w:sz w:val="18"/>
+              </w:rPr>
               <w:t>Delay Analysis by Section</w:t>
             </w:r>
           </w:p>
@@ -1590,6 +1748,62 @@
                 <w:sz w:val="18"/>
               </w:rPr>
               <w:t>Weekly logs, latest %, open material requests per section.</w:t>
+            </w:r>
+          </w:p>
+        </w:tc>
+      </w:tr>
+      <w:tr>
+        <w:tc>
+          <w:tcPr>
+            <w:tcW w:type="dxa" w:w="4320"/>
+          </w:tcPr>
+          <w:p>
+            <w:r>
+              <w:rPr>
+                <w:sz w:val="18"/>
+              </w:rPr>
+              <w:t>Material Consumption by Item</w:t>
+            </w:r>
+          </w:p>
+        </w:tc>
+        <w:tc>
+          <w:tcPr>
+            <w:tcW w:type="dxa" w:w="4320"/>
+          </w:tcPr>
+          <w:p>
+            <w:r>
+              <w:rPr>
+                <w:sz w:val="18"/>
+              </w:rPr>
+              <w:t>Per-item, per-section quantity consumed at site.</w:t>
+            </w:r>
+          </w:p>
+        </w:tc>
+      </w:tr>
+      <w:tr>
+        <w:tc>
+          <w:tcPr>
+            <w:tcW w:type="dxa" w:w="4320"/>
+          </w:tcPr>
+          <w:p>
+            <w:r>
+              <w:rPr>
+                <w:sz w:val="18"/>
+              </w:rPr>
+              <w:t>Visitor Register Summary</w:t>
+            </w:r>
+          </w:p>
+        </w:tc>
+        <w:tc>
+          <w:tcPr>
+            <w:tcW w:type="dxa" w:w="4320"/>
+          </w:tcPr>
+          <w:p>
+            <w:r>
+              <w:rPr>
+                <w:sz w:val="18"/>
+              </w:rPr>
+              <w:t>Visits, companies and who's still on site, by section.</w:t>
             </w:r>
           </w:p>
         </w:tc>
@@ -1708,7 +1922,7 @@
         <w:pStyle w:val="Heading2"/>
       </w:pPr>
       <w:r>
-        <w:t>The weekly client MIS</w:t>
+        <w:t>The weekly client MIS pack</w:t>
       </w:r>
     </w:p>
     <w:p>
@@ -1717,7 +1931,39 @@
           <w:b w:val="0"/>
           <w:i w:val="0"/>
         </w:rPr>
-        <w:t>The 'Weekly Section MIS' report plus the Benkas MIS dashboard are what you share with Ramshy Bio each week — overall progress, manpower, material and safety at a glance.</w:t>
+        <w:t>Every week the system builds a presentation-grade Word document you hand to Ramshy Bio — cover with the project scorecard, section-wise progress table, a detail page per section (task checklist, work done, material consumed), manpower and material annexes, and an exceptions page (delayed tasks, open safety issues, overdue gate passes, weighbridge variances).</w:t>
+      </w:r>
+    </w:p>
+    <w:p>
+      <w:pPr>
+        <w:pStyle w:val="ListBullet"/>
+      </w:pPr>
+      <w:r>
+        <w:t>It is generated automatically every week and dropped in the 'BENKAS PM' folder as Client_Weekly_MIS_&lt;date&gt;.docx.</w:t>
+      </w:r>
+    </w:p>
+    <w:p>
+      <w:pPr>
+        <w:pStyle w:val="ListBullet"/>
+      </w:pPr>
+      <w:r>
+        <w:t>Build one on demand for any week-ending date with benkas_erp.setup.client_mis.build (kwargs {'week_ending':'YYYY-MM-DD'}).</w:t>
+      </w:r>
+    </w:p>
+    <w:p>
+      <w:pPr>
+        <w:pStyle w:val="ListBullet"/>
+      </w:pPr>
+      <w:r>
+        <w:t>A committed sample lives in the app's docs/ folder (Sample_Client_Weekly_MIS.docx).</w:t>
+      </w:r>
+    </w:p>
+    <w:p>
+      <w:pPr>
+        <w:pStyle w:val="ListBullet"/>
+      </w:pPr>
+      <w:r>
+        <w:t>For a live on-screen view, the Section 360 page and Benkas MIS dashboard show the same numbers in real time.</w:t>
       </w:r>
     </w:p>
     <w:p>

--- a/docs/Benkas_ERP_User_Manual.docx
+++ b/docs/Benkas_ERP_User_Manual.docx
@@ -34,7 +34,7 @@
         <w:rPr>
           <w:sz w:val="20"/>
         </w:rPr>
-        <w:t>Ramshy Bio Pvt. Ltd. — Ethanol Plant  |  Version 1.0  |  06 Jul 2026</w:t>
+        <w:t>Ramshy Bio Pvt. Ltd. — Ethanol Plant  |  Version 1.0  |  09 Jul 2026</w:t>
       </w:r>
     </w:p>
     <w:p>
@@ -836,7 +836,22 @@
         <w:pStyle w:val="Heading2"/>
       </w:pPr>
       <w:r>
-        <w:t>The Daily Progress Log (your main job)</w:t>
+        <w:t>The Daily Progress Log — your evening EOD (your main job)</w:t>
+      </w:r>
+    </w:p>
+    <w:p>
+      <w:r>
+        <w:rPr>
+          <w:b/>
+          <w:sz w:val="20"/>
+        </w:rPr>
+        <w:t xml:space="preserve">The whole training: </w:t>
+      </w:r>
+      <w:r>
+        <w:rPr>
+          <w:sz w:val="20"/>
+        </w:rPr>
+        <w:t>Every evening on your phone: open EOD, pick each task you touched, set status, type what happened, adjust %, add photos, submit. That's it.</w:t>
       </w:r>
     </w:p>
     <w:p>
@@ -845,7 +860,7 @@
           <w:b w:val="0"/>
           <w:i w:val="0"/>
         </w:rPr>
-        <w:t>One log per section per day captures everything: task progress, who worked, and material used. When you submit it, the system updates task %, section %, and issues the material automatically.</w:t>
+        <w:t>One log per section per day. When you submit it, the system updates task %, section %, and issues any material automatically.</w:t>
       </w:r>
     </w:p>
     <w:p>
@@ -861,7 +876,7 @@
         <w:pStyle w:val="ListNumber"/>
       </w:pPr>
       <w:r>
-        <w:t>Task Progress table: add a row per sub-task worked on. Pick the task (only tasks under your section show), set % complete, write one line of activity, and a Delay Reason only if it fell behind.</w:t>
+        <w:t>Nothing happened today (holiday, full rain day)? Just tick 'No Work Today', type the reason, and submit. You're done.</w:t>
       </w:r>
     </w:p>
     <w:p>
@@ -869,7 +884,7 @@
         <w:pStyle w:val="ListNumber"/>
       </w:pPr>
       <w:r>
-        <w:t>Workers Present table: add each person who worked, their task and hours (default 8). Note: a worker who has no gate entry for your section today CANNOT be added — the log will refuse to save with a clear message. That's deliberate: only people who actually came through the gate count.</w:t>
+        <w:t>Otherwise, Task Progress table — one row per task you touched: pick the task (only tasks under your section show), pick a Status (Work Done, Work in Progress, or a Stopped reason), set % complete, and write a Work Description (what was done, or why it stopped — at least 15 characters).</w:t>
       </w:r>
     </w:p>
     <w:p>
@@ -877,7 +892,7 @@
         <w:pStyle w:val="ListNumber"/>
       </w:pPr>
       <w:r>
-        <w:t>Material Consumed table: add item, quantity, unit, task, and (if it was requested) link the Material Request. Leave the request blank if there wasn't one — it's just flagged 'No MR' for visibility, it won't block you.</w:t>
+        <w:t>Workers Present (optional): add each person who worked, their task and hours (default 8). A worker with no gate entry for your section today can't be added — only people who actually came through the gate count.</w:t>
       </w:r>
     </w:p>
     <w:p>
@@ -885,7 +900,15 @@
         <w:pStyle w:val="ListNumber"/>
       </w:pPr>
       <w:r>
-        <w:t>Site Photos: attach at least one photo of the day's work (required).</w:t>
+        <w:t>Material Consumed (optional): item, quantity, unit, task, and (if requested) the Material Request. Leave the request blank if there wasn't one — it's just flagged 'No MR', it won't block you.</w:t>
+      </w:r>
+    </w:p>
+    <w:p>
+      <w:pPr>
+        <w:pStyle w:val="ListNumber"/>
+      </w:pPr>
+      <w:r>
+        <w:t>Photos: attach at least one photo for the day. You can tag a photo to a task so photos group by task — but you don't need a photo for every task.</w:t>
       </w:r>
     </w:p>
     <w:p>
